--- a/docs/outreach/4_EVNest_Weekly_Demo_Checklist.docx
+++ b/docs/outreach/4_EVNest_Weekly_Demo_Checklist.docx
@@ -458,6 +458,19 @@
       </w:pPr>
       <w:r>
         <w:t xml:space="preserve">☐ Admin: end session, queue view, reports, usage log, settings. Account deletion works.</w:t>
+      </w:r>
+    </w:p>
+    <w:p>
+      <w:pPr>
+        <w:pStyle w:val="ListParagraph"/>
+        <w:numPr>
+          <w:ilvl w:val="0"/>
+          <w:numId w:val="3"/>
+        </w:numPr>
+        <w:spacing w:after="70"/>
+      </w:pPr>
+      <w:r>
+        <w:t xml:space="preserve">☐ Damage report: resident reports with photos → charger goes out of service → admin alerted immediately → linked session shown → status updated → PDF shared on WhatsApp.</w:t>
       </w:r>
     </w:p>
     <w:p>

--- a/docs/outreach/4_EVNest_Weekly_Demo_Checklist.docx
+++ b/docs/outreach/4_EVNest_Weekly_Demo_Checklist.docx
@@ -296,6 +296,19 @@
         <w:spacing w:after="70"/>
       </w:pPr>
       <w:r>
+        <w:t xml:space="preserve">☐ Registration uses the tower picker (A–Z) + flat number; admin can create zones and assign chargers to zones.</w:t>
+      </w:r>
+    </w:p>
+    <w:p>
+      <w:pPr>
+        <w:pStyle w:val="ListParagraph"/>
+        <w:numPr>
+          <w:ilvl w:val="0"/>
+          <w:numId w:val="3"/>
+        </w:numPr>
+        <w:spacing w:after="70"/>
+      </w:pPr>
+      <w:r>
         <w:t xml:space="preserve">☐ Resident scans the QR, picks a duration, checks in; End session works; history shows used time.</w:t>
       </w:r>
     </w:p>
@@ -358,6 +371,19 @@
       </w:pPr>
       <w:r>
         <w:t xml:space="preserve">☐ Missed turn passes to the next flat; leave queue works; one place per flat enforced.</w:t>
+      </w:r>
+    </w:p>
+    <w:p>
+      <w:pPr>
+        <w:pStyle w:val="ListParagraph"/>
+        <w:numPr>
+          <w:ilvl w:val="0"/>
+          <w:numId w:val="3"/>
+        </w:numPr>
+        <w:spacing w:after="70"/>
+      </w:pPr>
+      <w:r>
+        <w:t xml:space="preserve">☐ Zone queue: a resident queued for Zone 1 is not offered a Zone 2 charger; an “any zone” resident is.</w:t>
       </w:r>
     </w:p>
     <w:p>
